--- a/resume/国联民生证券_量化研究员/改后简历.docx
+++ b/resume/国联民生证券_量化研究员/改后简历.docx
@@ -780,6 +780,22 @@
     </w:p>
     <w:p>
       <w:pPr>
+        <w:spacing w:before="0" w:after="20" w:line="252" w:lineRule="auto"/>
+        <w:ind w:left="283"/>
+      </w:pPr>
+      <w:r>
+        <w:rPr>
+          <w:rFonts w:ascii="Aptos" w:hAnsi="Aptos" w:eastAsia="Microsoft YaHei"/>
+          <w:b w:val="0"/>
+          <w:i w:val="0"/>
+          <w:color w:val="222222"/>
+          <w:sz w:val="20"/>
+        </w:rPr>
+        <w:t>• 回测覆盖 2012–2018 连续 7 年样本，用于检验形态信号在不同年份的稳定性，而非只看单一区间。</w:t>
+      </w:r>
+    </w:p>
+    <w:p>
+      <w:pPr>
         <w:spacing w:before="160" w:after="60" w:line="252" w:lineRule="auto"/>
         <w:pBdr>
           <w:bottom w:val="single" w:sz="6" w:space="2" w:color="1A535C"/>
@@ -838,7 +854,7 @@
           <w:color w:val="222222"/>
           <w:sz w:val="20"/>
         </w:rPr>
-        <w:t>• 主修量化投资、财务报表分析、金融建模与计算、数理统计；考研数学130/150。</w:t>
+        <w:t>• 主修量化投资、财务报表分析、金融建模与计算、数理统计；考研总分405/500，数学130/150。</w:t>
       </w:r>
     </w:p>
     <w:p>

--- a/resume/国联民生证券_量化研究员/改后简历.docx
+++ b/resume/国联民生证券_量化研究员/改后简历.docx
@@ -210,7 +210,7 @@
           <w:color w:val="222222"/>
           <w:sz w:val="20"/>
         </w:rPr>
-        <w:t>【请填公司全称】（私募基金）  |  量化研究</w:t>
+        <w:t>湖北正知资产管理有限公司（私募证券投资基金管理人，中基协登记 P1007881）  |  量化研究</w:t>
       </w:r>
       <w:r>
         <w:rPr>
@@ -237,7 +237,7 @@
           <w:color w:val="222222"/>
           <w:sz w:val="20"/>
         </w:rPr>
-        <w:t>• 日常以投研流程工程化为主（日报与脚本落地、Linux 定时任务）；后期承接短线策略的验证与优化，而非从一开始就负责完整产品线。</w:t>
+        <w:t>• 公司既有策略以期货趋势跟踪、多空对冲与 FOF 为主，股票量化为新拓方向；本岗从零搭建股票投研流程，日常以流程工程化为主（日报与脚本落地、Linux 定时任务），后期承接短线策略的验证与优化。</w:t>
       </w:r>
     </w:p>
     <w:p>

--- a/resume/国联民生证券_量化研究员/改后简历.docx
+++ b/resume/国联民生证券_量化研究员/改后简历.docx
@@ -380,6 +380,128 @@
           <w:color w:val="222222"/>
           <w:sz w:val="20"/>
         </w:rPr>
+        <w:t>江铜产融控股有限公司  |  量化研究员</w:t>
+      </w:r>
+      <w:r>
+        <w:rPr>
+          <w:rFonts w:ascii="Aptos" w:hAnsi="Aptos" w:eastAsia="Microsoft YaHei"/>
+          <w:b w:val="0"/>
+          <w:i w:val="0"/>
+          <w:color w:val="5A5A5A"/>
+          <w:sz w:val="20"/>
+        </w:rPr>
+        <w:tab/>
+        <w:t>2023.10 – 2024.02</w:t>
+      </w:r>
+    </w:p>
+    <w:p>
+      <w:pPr>
+        <w:spacing w:before="0" w:after="20" w:line="252" w:lineRule="auto"/>
+        <w:ind w:left="283"/>
+      </w:pPr>
+      <w:r>
+        <w:rPr>
+          <w:rFonts w:ascii="Aptos" w:hAnsi="Aptos" w:eastAsia="Microsoft YaHei"/>
+          <w:b w:val="0"/>
+          <w:i w:val="0"/>
+          <w:color w:val="222222"/>
+          <w:sz w:val="20"/>
+        </w:rPr>
+        <w:t>• 对北上深量化私募做问卷设计与实地尽调并撰写报告，覆盖策略逻辑、因子来源、风险控制与实盘约束。</w:t>
+      </w:r>
+    </w:p>
+    <w:p>
+      <w:pPr>
+        <w:spacing w:before="0" w:after="20" w:line="252" w:lineRule="auto"/>
+        <w:ind w:left="283"/>
+      </w:pPr>
+      <w:r>
+        <w:rPr>
+          <w:rFonts w:ascii="Aptos" w:hAnsi="Aptos" w:eastAsia="Microsoft YaHei"/>
+          <w:b w:val="0"/>
+          <w:i w:val="0"/>
+          <w:color w:val="222222"/>
+          <w:sz w:val="20"/>
+        </w:rPr>
+        <w:t>• 参与二级市场研究框架搭建，跟踪流动性等风险指标，服务投研判断与资产配置。</w:t>
+      </w:r>
+    </w:p>
+    <w:p>
+      <w:pPr>
+        <w:tabs>
+          <w:tab w:pos="9638" w:val="right"/>
+        </w:tabs>
+        <w:spacing w:before="80" w:after="20" w:line="252" w:lineRule="auto"/>
+      </w:pPr>
+      <w:r>
+        <w:rPr>
+          <w:rFonts w:ascii="Aptos" w:hAnsi="Aptos" w:eastAsia="Microsoft YaHei"/>
+          <w:b/>
+          <w:i w:val="0"/>
+          <w:color w:val="222222"/>
+          <w:sz w:val="20"/>
+        </w:rPr>
+        <w:t>量盈私募基金管理有限公司  |  量化研究员</w:t>
+      </w:r>
+      <w:r>
+        <w:rPr>
+          <w:rFonts w:ascii="Aptos" w:hAnsi="Aptos" w:eastAsia="Microsoft YaHei"/>
+          <w:b w:val="0"/>
+          <w:i w:val="0"/>
+          <w:color w:val="5A5A5A"/>
+          <w:sz w:val="20"/>
+        </w:rPr>
+        <w:tab/>
+        <w:t>2022.01 – 2023.02</w:t>
+      </w:r>
+    </w:p>
+    <w:p>
+      <w:pPr>
+        <w:spacing w:before="0" w:after="20" w:line="252" w:lineRule="auto"/>
+        <w:ind w:left="283"/>
+      </w:pPr>
+      <w:r>
+        <w:rPr>
+          <w:rFonts w:ascii="Aptos" w:hAnsi="Aptos" w:eastAsia="Microsoft YaHei"/>
+          <w:b w:val="0"/>
+          <w:i w:val="0"/>
+          <w:color w:val="222222"/>
+          <w:sz w:val="20"/>
+        </w:rPr>
+        <w:t>• 基于聚宽、掘金做股票与期货因子挖掘、策略开发及回测优化，覆盖日频量价与基本面相关因子；下方掘金短线多头与股指 CTA 两个项目均始于本阶段。</w:t>
+      </w:r>
+    </w:p>
+    <w:p>
+      <w:pPr>
+        <w:spacing w:before="0" w:after="20" w:line="252" w:lineRule="auto"/>
+        <w:ind w:left="283"/>
+      </w:pPr>
+      <w:r>
+        <w:rPr>
+          <w:rFonts w:ascii="Aptos" w:hAnsi="Aptos" w:eastAsia="Microsoft YaHei"/>
+          <w:b w:val="0"/>
+          <w:i w:val="0"/>
+          <w:color w:val="222222"/>
+          <w:sz w:val="20"/>
+        </w:rPr>
+        <w:t>• 按基金经理要求用 Python 复现券商金工研报，校验因子定义、去极值与标准化、回测口径及样本外表现。</w:t>
+      </w:r>
+    </w:p>
+    <w:p>
+      <w:pPr>
+        <w:tabs>
+          <w:tab w:pos="9638" w:val="right"/>
+        </w:tabs>
+        <w:spacing w:before="80" w:after="20" w:line="252" w:lineRule="auto"/>
+      </w:pPr>
+      <w:r>
+        <w:rPr>
+          <w:rFonts w:ascii="Aptos" w:hAnsi="Aptos" w:eastAsia="Microsoft YaHei"/>
+          <w:b/>
+          <w:i w:val="0"/>
+          <w:color w:val="222222"/>
+          <w:sz w:val="20"/>
+        </w:rPr>
         <w:t>深圳引力波量化科技有限公司  |  量化研究员</w:t>
       </w:r>
       <w:r>
@@ -391,7 +513,7 @@
           <w:sz w:val="20"/>
         </w:rPr>
         <w:tab/>
-        <w:t>2023.10 – 2024.02</w:t>
+        <w:t>2021.06 – 2021.12</w:t>
       </w:r>
     </w:p>
     <w:p>
@@ -424,128 +546,6 @@
           <w:sz w:val="20"/>
         </w:rPr>
         <w:t>• 参与套利、做市等策略的开发与日常优化，关注价差、持仓风险、成交质量与策略稳定性。</w:t>
-      </w:r>
-    </w:p>
-    <w:p>
-      <w:pPr>
-        <w:tabs>
-          <w:tab w:pos="9638" w:val="right"/>
-        </w:tabs>
-        <w:spacing w:before="80" w:after="20" w:line="252" w:lineRule="auto"/>
-      </w:pPr>
-      <w:r>
-        <w:rPr>
-          <w:rFonts w:ascii="Aptos" w:hAnsi="Aptos" w:eastAsia="Microsoft YaHei"/>
-          <w:b/>
-          <w:i w:val="0"/>
-          <w:color w:val="222222"/>
-          <w:sz w:val="20"/>
-        </w:rPr>
-        <w:t>江铜产融控股有限公司  |  量化研究员</w:t>
-      </w:r>
-      <w:r>
-        <w:rPr>
-          <w:rFonts w:ascii="Aptos" w:hAnsi="Aptos" w:eastAsia="Microsoft YaHei"/>
-          <w:b w:val="0"/>
-          <w:i w:val="0"/>
-          <w:color w:val="5A5A5A"/>
-          <w:sz w:val="20"/>
-        </w:rPr>
-        <w:tab/>
-        <w:t>2022.01 – 2023.09</w:t>
-      </w:r>
-    </w:p>
-    <w:p>
-      <w:pPr>
-        <w:spacing w:before="0" w:after="20" w:line="252" w:lineRule="auto"/>
-        <w:ind w:left="283"/>
-      </w:pPr>
-      <w:r>
-        <w:rPr>
-          <w:rFonts w:ascii="Aptos" w:hAnsi="Aptos" w:eastAsia="Microsoft YaHei"/>
-          <w:b w:val="0"/>
-          <w:i w:val="0"/>
-          <w:color w:val="222222"/>
-          <w:sz w:val="20"/>
-        </w:rPr>
-        <w:t>• 对北上深量化私募做问卷设计与实地尽调并撰写报告，覆盖策略逻辑、因子来源、风险控制与实盘约束。</w:t>
-      </w:r>
-    </w:p>
-    <w:p>
-      <w:pPr>
-        <w:spacing w:before="0" w:after="20" w:line="252" w:lineRule="auto"/>
-        <w:ind w:left="283"/>
-      </w:pPr>
-      <w:r>
-        <w:rPr>
-          <w:rFonts w:ascii="Aptos" w:hAnsi="Aptos" w:eastAsia="Microsoft YaHei"/>
-          <w:b w:val="0"/>
-          <w:i w:val="0"/>
-          <w:color w:val="222222"/>
-          <w:sz w:val="20"/>
-        </w:rPr>
-        <w:t>• 搭建二级市场研究框架，跟踪流动性等风险指标，服务投研判断与资产配置。</w:t>
-      </w:r>
-    </w:p>
-    <w:p>
-      <w:pPr>
-        <w:tabs>
-          <w:tab w:pos="9638" w:val="right"/>
-        </w:tabs>
-        <w:spacing w:before="80" w:after="20" w:line="252" w:lineRule="auto"/>
-      </w:pPr>
-      <w:r>
-        <w:rPr>
-          <w:rFonts w:ascii="Aptos" w:hAnsi="Aptos" w:eastAsia="Microsoft YaHei"/>
-          <w:b/>
-          <w:i w:val="0"/>
-          <w:color w:val="222222"/>
-          <w:sz w:val="20"/>
-        </w:rPr>
-        <w:t>量盈私募基金管理有限公司  |  量化研究员</w:t>
-      </w:r>
-      <w:r>
-        <w:rPr>
-          <w:rFonts w:ascii="Aptos" w:hAnsi="Aptos" w:eastAsia="Microsoft YaHei"/>
-          <w:b w:val="0"/>
-          <w:i w:val="0"/>
-          <w:color w:val="5A5A5A"/>
-          <w:sz w:val="20"/>
-        </w:rPr>
-        <w:tab/>
-        <w:t>2020.08 – 2021.12</w:t>
-      </w:r>
-    </w:p>
-    <w:p>
-      <w:pPr>
-        <w:spacing w:before="0" w:after="20" w:line="252" w:lineRule="auto"/>
-        <w:ind w:left="283"/>
-      </w:pPr>
-      <w:r>
-        <w:rPr>
-          <w:rFonts w:ascii="Aptos" w:hAnsi="Aptos" w:eastAsia="Microsoft YaHei"/>
-          <w:b w:val="0"/>
-          <w:i w:val="0"/>
-          <w:color w:val="222222"/>
-          <w:sz w:val="20"/>
-        </w:rPr>
-        <w:t>• 基于聚宽、掘金做股票与期货因子挖掘、策略开发及回测优化，覆盖日频量价与基本面相关因子。</w:t>
-      </w:r>
-    </w:p>
-    <w:p>
-      <w:pPr>
-        <w:spacing w:before="0" w:after="20" w:line="252" w:lineRule="auto"/>
-        <w:ind w:left="283"/>
-      </w:pPr>
-      <w:r>
-        <w:rPr>
-          <w:rFonts w:ascii="Aptos" w:hAnsi="Aptos" w:eastAsia="Microsoft YaHei"/>
-          <w:b w:val="0"/>
-          <w:i w:val="0"/>
-          <w:color w:val="222222"/>
-          <w:sz w:val="20"/>
-        </w:rPr>
-        <w:t>• 按基金经理要求用 Python 复现券商金工研报，校验因子定义、去极值与标准化、回测口径及样本外表现。</w:t>
       </w:r>
     </w:p>
     <w:p>

--- a/resume/国联民生证券_量化研究员/改后简历.docx
+++ b/resume/国联民生证券_量化研究员/改后简历.docx
@@ -362,7 +362,7 @@
           <w:color w:val="222222"/>
           <w:sz w:val="20"/>
         </w:rPr>
-        <w:t>• 实盘结果（个人研究账户、资金加权，非管理规模）：2025年年化约60%，2026年截至8月约40%。</w:t>
+        <w:t>• 个人账户实盘跟踪与复盘：记录信号执行、成交价差、持仓与回撤变化，用于检验研究结论在真实交易约束下是否成立。</w:t>
       </w:r>
     </w:p>
     <w:p>
